--- a/ЭФБО_10_23_ЕреминКД_ПЗ_1.docx
+++ b/ЭФБО_10_23_ЕреминКД_ПЗ_1.docx
@@ -116,8 +116,10 @@
       <w:r>
         <w:rPr>
           <w:rFonts w:ascii="Times New Roman" w:hAnsi="Times New Roman" w:cs="Times New Roman"/>
-          <w:sz w:val="24"/>
-          <w:szCs w:val="24"/>
+          <w:noProof/>
+          <w:sz w:val="24"/>
+          <w:szCs w:val="24"/>
+          <w:lang w:eastAsia="ru-RU"/>
         </w:rPr>
         <w:drawing>
           <wp:inline distT="0" distB="0" distL="0" distR="0" wp14:anchorId="7D361DC5" wp14:editId="677BC6AC">
@@ -208,9 +210,10 @@
       <w:r>
         <w:rPr>
           <w:rFonts w:ascii="Times New Roman" w:hAnsi="Times New Roman" w:cs="Times New Roman"/>
-          <w:sz w:val="24"/>
-          <w:szCs w:val="24"/>
-          <w:lang w:val="en-US"/>
+          <w:noProof/>
+          <w:sz w:val="24"/>
+          <w:szCs w:val="24"/>
+          <w:lang w:eastAsia="ru-RU"/>
         </w:rPr>
         <w:drawing>
           <wp:inline distT="0" distB="0" distL="0" distR="0" wp14:anchorId="5D0E9C70" wp14:editId="3F2EAE25">
@@ -457,8 +460,10 @@
       <w:r>
         <w:rPr>
           <w:rFonts w:ascii="Times New Roman" w:hAnsi="Times New Roman" w:cs="Times New Roman"/>
-          <w:sz w:val="24"/>
-          <w:szCs w:val="24"/>
+          <w:noProof/>
+          <w:sz w:val="24"/>
+          <w:szCs w:val="24"/>
+          <w:lang w:eastAsia="ru-RU"/>
         </w:rPr>
         <w:drawing>
           <wp:inline distT="0" distB="0" distL="0" distR="0" wp14:anchorId="5E3B8733" wp14:editId="2CBEA82A">
@@ -570,15 +575,16 @@
       <w:r>
         <w:rPr>
           <w:rFonts w:ascii="Times New Roman" w:hAnsi="Times New Roman" w:cs="Times New Roman"/>
-          <w:sz w:val="24"/>
-          <w:szCs w:val="24"/>
-          <w:lang w:val="en-US"/>
+          <w:noProof/>
+          <w:sz w:val="24"/>
+          <w:szCs w:val="24"/>
+          <w:lang w:eastAsia="ru-RU"/>
         </w:rPr>
         <w:drawing>
-          <wp:inline distT="0" distB="0" distL="0" distR="0" wp14:anchorId="0C8DDC90" wp14:editId="4AC238B8">
-            <wp:extent cx="5940425" cy="2418080"/>
-            <wp:effectExtent l="0" t="0" r="3175" b="1270"/>
-            <wp:docPr id="1" name="Рисунок 1"/>
+          <wp:inline distT="0" distB="0" distL="0" distR="0" wp14:anchorId="5079BEE0" wp14:editId="12E0C2C9">
+            <wp:extent cx="5245100" cy="1784063"/>
+            <wp:effectExtent l="0" t="0" r="0" b="6985"/>
+            <wp:docPr id="7" name="Рисунок 7"/>
             <wp:cNvGraphicFramePr>
               <a:graphicFrameLocks xmlns:a="http://schemas.openxmlformats.org/drawingml/2006/main" noChangeAspect="1"/>
             </wp:cNvGraphicFramePr>
@@ -598,7 +604,7 @@
                   <pic:spPr>
                     <a:xfrm>
                       <a:off x="0" y="0"/>
-                      <a:ext cx="5940425" cy="2418080"/>
+                      <a:ext cx="5251843" cy="1786356"/>
                     </a:xfrm>
                     <a:prstGeom prst="rect">
                       <a:avLst/>
@@ -621,6 +627,23 @@
           <w:lang w:val="en-US"/>
         </w:rPr>
       </w:pPr>
+      <w:r>
+        <w:rPr>
+          <w:rFonts w:ascii="Times New Roman" w:hAnsi="Times New Roman" w:cs="Times New Roman"/>
+          <w:sz w:val="24"/>
+          <w:szCs w:val="24"/>
+        </w:rPr>
+        <w:t xml:space="preserve">Вывод </w:t>
+      </w:r>
+      <w:r>
+        <w:rPr>
+          <w:rFonts w:ascii="Times New Roman" w:hAnsi="Times New Roman" w:cs="Times New Roman"/>
+          <w:sz w:val="24"/>
+          <w:szCs w:val="24"/>
+          <w:lang w:val="en-US"/>
+        </w:rPr>
+        <w:t>flutter doctor --android</w:t>
+      </w:r>
     </w:p>
     <w:p>
       <w:pPr>
@@ -632,142 +655,18 @@
           <w:lang w:val="en-US"/>
         </w:rPr>
       </w:pPr>
-    </w:p>
-    <w:p>
-      <w:pPr>
-        <w:ind w:left="360"/>
-        <w:rPr>
-          <w:rFonts w:ascii="Times New Roman" w:hAnsi="Times New Roman" w:cs="Times New Roman"/>
-          <w:sz w:val="24"/>
-          <w:szCs w:val="24"/>
-          <w:lang w:val="en-US"/>
-        </w:rPr>
-      </w:pPr>
-    </w:p>
-    <w:p>
-      <w:pPr>
-        <w:ind w:left="360"/>
-        <w:rPr>
-          <w:rFonts w:ascii="Times New Roman" w:hAnsi="Times New Roman" w:cs="Times New Roman"/>
-          <w:sz w:val="24"/>
-          <w:szCs w:val="24"/>
-          <w:lang w:val="en-US"/>
-        </w:rPr>
-      </w:pPr>
-    </w:p>
-    <w:p>
-      <w:pPr>
-        <w:ind w:left="360"/>
-        <w:rPr>
-          <w:rFonts w:ascii="Times New Roman" w:hAnsi="Times New Roman" w:cs="Times New Roman"/>
-          <w:sz w:val="24"/>
-          <w:szCs w:val="24"/>
-          <w:lang w:val="en-US"/>
-        </w:rPr>
-      </w:pPr>
-    </w:p>
-    <w:p>
-      <w:pPr>
-        <w:ind w:left="360"/>
-        <w:rPr>
-          <w:rFonts w:ascii="Times New Roman" w:hAnsi="Times New Roman" w:cs="Times New Roman"/>
-          <w:sz w:val="24"/>
-          <w:szCs w:val="24"/>
-          <w:lang w:val="en-US"/>
-        </w:rPr>
-      </w:pPr>
-    </w:p>
-    <w:p>
-      <w:pPr>
-        <w:ind w:left="360"/>
-        <w:rPr>
-          <w:rFonts w:ascii="Times New Roman" w:hAnsi="Times New Roman" w:cs="Times New Roman"/>
-          <w:sz w:val="24"/>
-          <w:szCs w:val="24"/>
-          <w:lang w:val="en-US"/>
-        </w:rPr>
-      </w:pPr>
-    </w:p>
-    <w:p>
-      <w:pPr>
-        <w:ind w:left="360"/>
-        <w:rPr>
-          <w:rFonts w:ascii="Times New Roman" w:hAnsi="Times New Roman" w:cs="Times New Roman"/>
-          <w:sz w:val="24"/>
-          <w:szCs w:val="24"/>
-          <w:lang w:val="en-US"/>
-        </w:rPr>
-      </w:pPr>
-    </w:p>
-    <w:p>
-      <w:pPr>
-        <w:pStyle w:val="a4"/>
-        <w:numPr>
-          <w:ilvl w:val="0"/>
-          <w:numId w:val="1"/>
-        </w:numPr>
-        <w:rPr>
-          <w:rFonts w:ascii="Times New Roman" w:hAnsi="Times New Roman" w:cs="Times New Roman"/>
-          <w:sz w:val="24"/>
-          <w:szCs w:val="24"/>
-        </w:rPr>
-      </w:pPr>
-      <w:r>
-        <w:rPr>
-          <w:rFonts w:ascii="Times New Roman" w:hAnsi="Times New Roman" w:cs="Times New Roman"/>
-          <w:sz w:val="24"/>
-          <w:szCs w:val="24"/>
-        </w:rPr>
-        <w:lastRenderedPageBreak/>
-        <w:t xml:space="preserve">Список устройств после </w:t>
-      </w:r>
-      <w:r>
-        <w:rPr>
-          <w:rFonts w:ascii="Times New Roman" w:hAnsi="Times New Roman" w:cs="Times New Roman"/>
-          <w:sz w:val="24"/>
-          <w:szCs w:val="24"/>
-          <w:lang w:val="en-US"/>
-        </w:rPr>
-        <w:t>flutter</w:t>
-      </w:r>
-      <w:r>
-        <w:rPr>
-          <w:rFonts w:ascii="Times New Roman" w:hAnsi="Times New Roman" w:cs="Times New Roman"/>
-          <w:sz w:val="24"/>
-          <w:szCs w:val="24"/>
-        </w:rPr>
-        <w:t xml:space="preserve"> </w:t>
-      </w:r>
-      <w:r>
-        <w:rPr>
-          <w:rFonts w:ascii="Times New Roman" w:hAnsi="Times New Roman" w:cs="Times New Roman"/>
-          <w:sz w:val="24"/>
-          <w:szCs w:val="24"/>
-          <w:lang w:val="en-US"/>
-        </w:rPr>
-        <w:t>devices</w:t>
-      </w:r>
-    </w:p>
-    <w:p>
-      <w:pPr>
-        <w:ind w:left="360"/>
-        <w:rPr>
-          <w:rFonts w:ascii="Times New Roman" w:hAnsi="Times New Roman" w:cs="Times New Roman"/>
-          <w:sz w:val="24"/>
-          <w:szCs w:val="24"/>
-        </w:rPr>
-      </w:pPr>
-      <w:r>
-        <w:rPr>
-          <w:rFonts w:ascii="Times New Roman" w:hAnsi="Times New Roman" w:cs="Times New Roman"/>
-          <w:sz w:val="24"/>
-          <w:szCs w:val="24"/>
+      <w:r>
+        <w:rPr>
+          <w:rFonts w:ascii="Times New Roman" w:hAnsi="Times New Roman" w:cs="Times New Roman"/>
+          <w:sz w:val="24"/>
+          <w:szCs w:val="24"/>
+          <w:lang w:val="en-US"/>
         </w:rPr>
         <w:drawing>
-          <wp:inline distT="0" distB="0" distL="0" distR="0" wp14:anchorId="767B42FB" wp14:editId="22E0094D">
-            <wp:extent cx="5940425" cy="2181860"/>
-            <wp:effectExtent l="0" t="0" r="3175" b="8890"/>
-            <wp:docPr id="2" name="Рисунок 2"/>
+          <wp:inline distT="0" distB="0" distL="0" distR="0" wp14:anchorId="37F0EDC6" wp14:editId="337784AD">
+            <wp:extent cx="5359400" cy="2403853"/>
+            <wp:effectExtent l="0" t="0" r="0" b="0"/>
+            <wp:docPr id="1" name="Рисунок 1"/>
             <wp:cNvGraphicFramePr>
               <a:graphicFrameLocks xmlns:a="http://schemas.openxmlformats.org/drawingml/2006/main" noChangeAspect="1"/>
             </wp:cNvGraphicFramePr>
@@ -787,7 +686,7 @@
                   <pic:spPr>
                     <a:xfrm>
                       <a:off x="0" y="0"/>
-                      <a:ext cx="5940425" cy="2181860"/>
+                      <a:ext cx="5363786" cy="2405820"/>
                     </a:xfrm>
                     <a:prstGeom prst="rect">
                       <a:avLst/>
@@ -802,16 +701,6 @@
     </w:p>
     <w:p>
       <w:pPr>
-        <w:ind w:left="360"/>
-        <w:rPr>
-          <w:rFonts w:ascii="Times New Roman" w:hAnsi="Times New Roman" w:cs="Times New Roman"/>
-          <w:sz w:val="24"/>
-          <w:szCs w:val="24"/>
-        </w:rPr>
-      </w:pPr>
-    </w:p>
-    <w:p>
-      <w:pPr>
         <w:pStyle w:val="a4"/>
         <w:numPr>
           <w:ilvl w:val="0"/>
@@ -829,7 +718,34 @@
           <w:sz w:val="24"/>
           <w:szCs w:val="24"/>
         </w:rPr>
-        <w:t>Первое приложение</w:t>
+        <w:lastRenderedPageBreak/>
+        <w:t xml:space="preserve">Список устройств после </w:t>
+      </w:r>
+      <w:r>
+        <w:rPr>
+          <w:rFonts w:ascii="Times New Roman" w:hAnsi="Times New Roman" w:cs="Times New Roman"/>
+          <w:sz w:val="24"/>
+          <w:szCs w:val="24"/>
+          <w:lang w:val="en-US"/>
+        </w:rPr>
+        <w:t>flutter</w:t>
+      </w:r>
+      <w:r>
+        <w:rPr>
+          <w:rFonts w:ascii="Times New Roman" w:hAnsi="Times New Roman" w:cs="Times New Roman"/>
+          <w:sz w:val="24"/>
+          <w:szCs w:val="24"/>
+        </w:rPr>
+        <w:t xml:space="preserve"> </w:t>
+      </w:r>
+      <w:r>
+        <w:rPr>
+          <w:rFonts w:ascii="Times New Roman" w:hAnsi="Times New Roman" w:cs="Times New Roman"/>
+          <w:sz w:val="24"/>
+          <w:szCs w:val="24"/>
+          <w:lang w:val="en-US"/>
+        </w:rPr>
+        <w:t>devices</w:t>
       </w:r>
     </w:p>
     <w:p>
@@ -839,21 +755,21 @@
           <w:rFonts w:ascii="Times New Roman" w:hAnsi="Times New Roman" w:cs="Times New Roman"/>
           <w:sz w:val="24"/>
           <w:szCs w:val="24"/>
-          <w:lang w:val="en-US"/>
-        </w:rPr>
-      </w:pPr>
-      <w:r>
-        <w:rPr>
-          <w:rFonts w:ascii="Times New Roman" w:hAnsi="Times New Roman" w:cs="Times New Roman"/>
-          <w:sz w:val="24"/>
-          <w:szCs w:val="24"/>
-          <w:lang w:val="en-US"/>
+        </w:rPr>
+      </w:pPr>
+      <w:r>
+        <w:rPr>
+          <w:rFonts w:ascii="Times New Roman" w:hAnsi="Times New Roman" w:cs="Times New Roman"/>
+          <w:noProof/>
+          <w:sz w:val="24"/>
+          <w:szCs w:val="24"/>
+          <w:lang w:eastAsia="ru-RU"/>
         </w:rPr>
         <w:drawing>
-          <wp:inline distT="0" distB="0" distL="0" distR="0" wp14:anchorId="6ACCFC45" wp14:editId="186712D1">
-            <wp:extent cx="5940425" cy="3106420"/>
-            <wp:effectExtent l="0" t="0" r="3175" b="0"/>
-            <wp:docPr id="3" name="Рисунок 3"/>
+          <wp:inline distT="0" distB="0" distL="0" distR="0" wp14:anchorId="767B42FB" wp14:editId="22E0094D">
+            <wp:extent cx="5549699" cy="2038350"/>
+            <wp:effectExtent l="0" t="0" r="0" b="0"/>
+            <wp:docPr id="2" name="Рисунок 2"/>
             <wp:cNvGraphicFramePr>
               <a:graphicFrameLocks xmlns:a="http://schemas.openxmlformats.org/drawingml/2006/main" noChangeAspect="1"/>
             </wp:cNvGraphicFramePr>
@@ -873,6 +789,93 @@
                   <pic:spPr>
                     <a:xfrm>
                       <a:off x="0" y="0"/>
+                      <a:ext cx="5559162" cy="2041826"/>
+                    </a:xfrm>
+                    <a:prstGeom prst="rect">
+                      <a:avLst/>
+                    </a:prstGeom>
+                  </pic:spPr>
+                </pic:pic>
+              </a:graphicData>
+            </a:graphic>
+          </wp:inline>
+        </w:drawing>
+      </w:r>
+    </w:p>
+    <w:p>
+      <w:pPr>
+        <w:ind w:left="360"/>
+        <w:rPr>
+          <w:rFonts w:ascii="Times New Roman" w:hAnsi="Times New Roman" w:cs="Times New Roman"/>
+          <w:sz w:val="24"/>
+          <w:szCs w:val="24"/>
+        </w:rPr>
+      </w:pPr>
+    </w:p>
+    <w:p>
+      <w:pPr>
+        <w:pStyle w:val="a4"/>
+        <w:numPr>
+          <w:ilvl w:val="0"/>
+          <w:numId w:val="1"/>
+        </w:numPr>
+        <w:rPr>
+          <w:rFonts w:ascii="Times New Roman" w:hAnsi="Times New Roman" w:cs="Times New Roman"/>
+          <w:sz w:val="24"/>
+          <w:szCs w:val="24"/>
+        </w:rPr>
+      </w:pPr>
+      <w:r>
+        <w:rPr>
+          <w:rFonts w:ascii="Times New Roman" w:hAnsi="Times New Roman" w:cs="Times New Roman"/>
+          <w:sz w:val="24"/>
+          <w:szCs w:val="24"/>
+        </w:rPr>
+        <w:t>Первое приложение</w:t>
+      </w:r>
+    </w:p>
+    <w:p>
+      <w:pPr>
+        <w:ind w:left="360"/>
+        <w:rPr>
+          <w:rFonts w:ascii="Times New Roman" w:hAnsi="Times New Roman" w:cs="Times New Roman"/>
+          <w:sz w:val="24"/>
+          <w:szCs w:val="24"/>
+          <w:lang w:val="en-US"/>
+        </w:rPr>
+      </w:pPr>
+      <w:r>
+        <w:rPr>
+          <w:rFonts w:ascii="Times New Roman" w:hAnsi="Times New Roman" w:cs="Times New Roman"/>
+          <w:noProof/>
+          <w:sz w:val="24"/>
+          <w:szCs w:val="24"/>
+          <w:lang w:eastAsia="ru-RU"/>
+        </w:rPr>
+        <w:drawing>
+          <wp:inline distT="0" distB="0" distL="0" distR="0" wp14:anchorId="6ACCFC45" wp14:editId="186712D1">
+            <wp:extent cx="5940425" cy="3106420"/>
+            <wp:effectExtent l="0" t="0" r="3175" b="0"/>
+            <wp:docPr id="3" name="Рисунок 3"/>
+            <wp:cNvGraphicFramePr>
+              <a:graphicFrameLocks xmlns:a="http://schemas.openxmlformats.org/drawingml/2006/main" noChangeAspect="1"/>
+            </wp:cNvGraphicFramePr>
+            <a:graphic xmlns:a="http://schemas.openxmlformats.org/drawingml/2006/main">
+              <a:graphicData uri="http://schemas.openxmlformats.org/drawingml/2006/picture">
+                <pic:pic xmlns:pic="http://schemas.openxmlformats.org/drawingml/2006/picture">
+                  <pic:nvPicPr>
+                    <pic:cNvPr id="1" name=""/>
+                    <pic:cNvPicPr/>
+                  </pic:nvPicPr>
+                  <pic:blipFill>
+                    <a:blip r:embed="rId11"/>
+                    <a:stretch>
+                      <a:fillRect/>
+                    </a:stretch>
+                  </pic:blipFill>
+                  <pic:spPr>
+                    <a:xfrm>
+                      <a:off x="0" y="0"/>
                       <a:ext cx="5940425" cy="3106420"/>
                     </a:xfrm>
                     <a:prstGeom prst="rect">
@@ -1009,6 +1012,15 @@
       </w:pPr>
       <w:bookmarkStart w:id="0" w:name="_GoBack"/>
       <w:bookmarkEnd w:id="0"/>
+    </w:p>
+    <w:p>
+      <w:pPr>
+        <w:rPr>
+          <w:rFonts w:ascii="Times New Roman" w:hAnsi="Times New Roman" w:cs="Times New Roman"/>
+          <w:sz w:val="24"/>
+          <w:szCs w:val="24"/>
+        </w:rPr>
+      </w:pPr>
     </w:p>
     <w:tbl>
       <w:tblPr>
@@ -1095,7 +1107,33 @@
                 <w:sz w:val="24"/>
                 <w:szCs w:val="24"/>
               </w:rPr>
-              <w:t xml:space="preserve">Не найден </w:t>
+              <w:t>Не</w:t>
+            </w:r>
+            <w:r>
+              <w:rPr>
+                <w:rFonts w:ascii="Times New Roman" w:hAnsi="Times New Roman" w:cs="Times New Roman"/>
+                <w:sz w:val="24"/>
+                <w:szCs w:val="24"/>
+                <w:lang w:val="en-US"/>
+              </w:rPr>
+              <w:t xml:space="preserve"> </w:t>
+            </w:r>
+            <w:r>
+              <w:rPr>
+                <w:rFonts w:ascii="Times New Roman" w:hAnsi="Times New Roman" w:cs="Times New Roman"/>
+                <w:sz w:val="24"/>
+                <w:szCs w:val="24"/>
+              </w:rPr>
+              <w:t>найден</w:t>
+            </w:r>
+            <w:r>
+              <w:rPr>
+                <w:rFonts w:ascii="Times New Roman" w:hAnsi="Times New Roman" w:cs="Times New Roman"/>
+                <w:sz w:val="24"/>
+                <w:szCs w:val="24"/>
+                <w:lang w:val="en-US"/>
+              </w:rPr>
+              <w:t xml:space="preserve"> </w:t>
             </w:r>
             <w:proofErr w:type="spellStart"/>
             <w:r>
@@ -1115,16 +1153,7 @@
                 <w:szCs w:val="24"/>
                 <w:lang w:val="en-US"/>
               </w:rPr>
-              <w:t>-</w:t>
-            </w:r>
-            <w:r>
-              <w:rPr>
-                <w:rFonts w:ascii="Times New Roman" w:hAnsi="Times New Roman" w:cs="Times New Roman"/>
-                <w:sz w:val="24"/>
-                <w:szCs w:val="24"/>
-                <w:lang w:val="en-US"/>
-              </w:rPr>
-              <w:t>tools</w:t>
+              <w:t>-tools</w:t>
             </w:r>
           </w:p>
           <w:p>
@@ -1168,8 +1197,10 @@
             <w:r>
               <w:rPr>
                 <w:rFonts w:ascii="Times New Roman" w:hAnsi="Times New Roman" w:cs="Times New Roman"/>
-                <w:sz w:val="24"/>
-                <w:szCs w:val="24"/>
+                <w:noProof/>
+                <w:sz w:val="24"/>
+                <w:szCs w:val="24"/>
+                <w:lang w:eastAsia="ru-RU"/>
               </w:rPr>
               <w:drawing>
                 <wp:inline distT="0" distB="0" distL="0" distR="0" wp14:anchorId="02FF661A" wp14:editId="1AFCB5E9">
@@ -1187,7 +1218,7 @@
                           <pic:cNvPicPr/>
                         </pic:nvPicPr>
                         <pic:blipFill rotWithShape="1">
-                          <a:blip r:embed="rId11"/>
+                          <a:blip r:embed="rId12"/>
                           <a:srcRect r="3277" b="29057"/>
                           <a:stretch/>
                         </pic:blipFill>
@@ -1326,7 +1357,41 @@
                 <w:sz w:val="24"/>
                 <w:szCs w:val="24"/>
               </w:rPr>
-              <w:t>Не активирована лицензия</w:t>
+              <w:t>Не</w:t>
+            </w:r>
+            <w:r>
+              <w:rPr>
+                <w:rFonts w:ascii="Times New Roman" w:hAnsi="Times New Roman" w:cs="Times New Roman"/>
+                <w:sz w:val="24"/>
+                <w:szCs w:val="24"/>
+                <w:lang w:val="en-US"/>
+              </w:rPr>
+              <w:t xml:space="preserve"> </w:t>
+            </w:r>
+            <w:r>
+              <w:rPr>
+                <w:rFonts w:ascii="Times New Roman" w:hAnsi="Times New Roman" w:cs="Times New Roman"/>
+                <w:sz w:val="24"/>
+                <w:szCs w:val="24"/>
+              </w:rPr>
+              <w:t>активирована</w:t>
+            </w:r>
+            <w:r>
+              <w:rPr>
+                <w:rFonts w:ascii="Times New Roman" w:hAnsi="Times New Roman" w:cs="Times New Roman"/>
+                <w:sz w:val="24"/>
+                <w:szCs w:val="24"/>
+                <w:lang w:val="en-US"/>
+              </w:rPr>
+              <w:t xml:space="preserve"> </w:t>
+            </w:r>
+            <w:r>
+              <w:rPr>
+                <w:rFonts w:ascii="Times New Roman" w:hAnsi="Times New Roman" w:cs="Times New Roman"/>
+                <w:sz w:val="24"/>
+                <w:szCs w:val="24"/>
+              </w:rPr>
+              <w:t>лицензия</w:t>
             </w:r>
           </w:p>
           <w:p>
@@ -1359,8 +1424,10 @@
             <w:r>
               <w:rPr>
                 <w:rFonts w:ascii="Times New Roman" w:hAnsi="Times New Roman" w:cs="Times New Roman"/>
-                <w:sz w:val="24"/>
-                <w:szCs w:val="24"/>
+                <w:noProof/>
+                <w:sz w:val="24"/>
+                <w:szCs w:val="24"/>
+                <w:lang w:eastAsia="ru-RU"/>
               </w:rPr>
               <w:drawing>
                 <wp:inline distT="0" distB="0" distL="0" distR="0" wp14:anchorId="6BDB638B" wp14:editId="5A86A94E">
@@ -1378,7 +1445,7 @@
                           <pic:cNvPicPr/>
                         </pic:nvPicPr>
                         <pic:blipFill rotWithShape="1">
-                          <a:blip r:embed="rId11"/>
+                          <a:blip r:embed="rId12"/>
                           <a:srcRect t="63168" r="3277"/>
                           <a:stretch/>
                         </pic:blipFill>
@@ -1561,9 +1628,10 @@
             <w:r>
               <w:rPr>
                 <w:rFonts w:ascii="Times New Roman" w:hAnsi="Times New Roman" w:cs="Times New Roman"/>
-                <w:sz w:val="24"/>
-                <w:szCs w:val="24"/>
-                <w:lang w:val="en-US"/>
+                <w:noProof/>
+                <w:sz w:val="24"/>
+                <w:szCs w:val="24"/>
+                <w:lang w:eastAsia="ru-RU"/>
               </w:rPr>
               <w:drawing>
                 <wp:inline distT="0" distB="0" distL="0" distR="0" wp14:anchorId="7B19FF0E" wp14:editId="2F5AC79B">
@@ -1581,7 +1649,7 @@
                           <pic:cNvPicPr/>
                         </pic:nvPicPr>
                         <pic:blipFill>
-                          <a:blip r:embed="rId12"/>
+                          <a:blip r:embed="rId13"/>
                           <a:stretch>
                             <a:fillRect/>
                           </a:stretch>
